--- a/First Semester/Python/Lab Task/python lab task.docx
+++ b/First Semester/Python/Lab Task/python lab task.docx
@@ -292,9 +292,6 @@
         </w:tabs>
         <w:spacing w:after="0"/>
         <w:jc w:val="center"/>
-        <w:rPr>
-          <w:color w:val="000000"/>
-        </w:rPr>
       </w:pPr>
       <w:r>
         <w:rPr>
@@ -305,6 +302,28 @@
       </w:r>
       <w:r>
         <w:t>: 6 (Six)</w:t>
+      </w:r>
+    </w:p>
+    <w:p>
+      <w:pPr>
+        <w:tabs>
+          <w:tab w:val="left" w:pos="630"/>
+        </w:tabs>
+        <w:spacing w:after="0"/>
+        <w:jc w:val="center"/>
+        <w:rPr>
+          <w:b/>
+          <w:bCs/>
+          <w:color w:val="000000"/>
+        </w:rPr>
+      </w:pPr>
+      <w:r>
+        <w:rPr>
+          <w:b/>
+          <w:bCs/>
+          <w:color w:val="000000"/>
+        </w:rPr>
+        <w:t>Tu Register no: 6-2-1133-50-2019</w:t>
       </w:r>
     </w:p>
     <w:p>
@@ -741,20 +760,15 @@
         </w:rPr>
       </w:pPr>
     </w:p>
-    <w:p>
-      <w:pPr>
-        <w:tabs>
-          <w:tab w:val="left" w:pos="630"/>
-        </w:tabs>
-        <w:spacing w:after="0"/>
-        <w:jc w:val="center"/>
-        <w:rPr>
-          <w:b/>
-        </w:rPr>
-      </w:pPr>
-    </w:p>
     <w:sdt>
       <w:sdtPr>
+        <w:rPr>
+          <w:rFonts w:ascii="Times New Roman" w:eastAsia="Times New Roman" w:hAnsi="Times New Roman" w:cs="Times New Roman"/>
+          <w:color w:val="auto"/>
+          <w:sz w:val="24"/>
+          <w:szCs w:val="24"/>
+          <w:lang w:bidi="ne-NP"/>
+        </w:rPr>
         <w:id w:val="1600534134"/>
         <w:docPartObj>
           <w:docPartGallery w:val="Table of Contents"/>
@@ -763,14 +777,9 @@
       </w:sdtPr>
       <w:sdtEndPr>
         <w:rPr>
-          <w:rFonts w:ascii="Times New Roman" w:eastAsia="Times New Roman" w:hAnsi="Times New Roman" w:cs="Times New Roman"/>
           <w:b/>
           <w:bCs/>
           <w:noProof/>
-          <w:color w:val="auto"/>
-          <w:sz w:val="24"/>
-          <w:szCs w:val="24"/>
-          <w:lang w:bidi="ne-NP"/>
         </w:rPr>
       </w:sdtEndPr>
       <w:sdtContent>
@@ -5134,10 +5143,7 @@
       <w:bookmarkStart w:id="7" w:name="_Toc241355950"/>
       <w:r>
         <w:lastRenderedPageBreak/>
-        <w:t xml:space="preserve">Lab 5: </w:t>
-      </w:r>
-      <w:r>
-        <w:t>1</w:t>
+        <w:t>Lab 5: 1</w:t>
       </w:r>
       <w:r>
         <w:t xml:space="preserve">. </w:t>
@@ -6975,13 +6981,7 @@
       <w:bookmarkStart w:id="10" w:name="_Toc241355953"/>
       <w:r>
         <w:lastRenderedPageBreak/>
-        <w:t xml:space="preserve">Lab </w:t>
-      </w:r>
-      <w:r>
-        <w:t>6</w:t>
-      </w:r>
-      <w:r>
-        <w:t xml:space="preserve">: </w:t>
+        <w:t xml:space="preserve">Lab 6: </w:t>
       </w:r>
       <w:r>
         <w:t>1</w:t>
@@ -9418,6 +9418,12 @@
         <w:color w:val="000000"/>
       </w:rPr>
     </w:pPr>
+    <w:r>
+      <w:rPr>
+        <w:color w:val="000000"/>
+      </w:rPr>
+      <w:t>Bishal Rijal, Roll: 06</w:t>
+    </w:r>
   </w:p>
 </w:ftr>
 </file>
@@ -10465,7 +10471,6 @@
   <w:style w:type="character" w:default="1" w:styleId="DefaultParagraphFont">
     <w:name w:val="Default Paragraph Font"/>
     <w:uiPriority w:val="1"/>
-    <w:semiHidden/>
     <w:unhideWhenUsed/>
   </w:style>
   <w:style w:type="table" w:default="1" w:styleId="TableNormal">
@@ -10973,28 +10978,28 @@
 </file>
 
 <file path=customXml/item1.xml><?xml version="1.0" encoding="utf-8"?>
+<b:Sources xmlns:b="http://schemas.openxmlformats.org/officeDocument/2006/bibliography" xmlns="http://schemas.openxmlformats.org/officeDocument/2006/bibliography" SelectedStyle="\APASixthEditionOfficeOnline.xsl" StyleName="APA" Version="6"/>
+</file>
+
+<file path=customXml/item2.xml><?xml version="1.0" encoding="utf-8"?>
 <go:gDocsCustomXmlDataStorage xmlns:go="http://customooxmlschemas.google.com/" xmlns:r="http://schemas.openxmlformats.org/officeDocument/2006/relationships" uri="GoogleDocsCustomDataVersion2">
   <go:docsCustomData xmlns:go="http://customooxmlschemas.google.com/" roundtripDataSignature="AMtx7mhNdRNjg0bVM+xvUCna7odF+TVm+w==">CgMxLjAyCGguZ2pkZ3hzOAByITE1eGM4dkVsTTF2T0t5TEcySXJURWw4aFNGeFh5WmJHRQ==</go:docsCustomData>
 </go:gDocsCustomXmlDataStorage>
 </file>
 
-<file path=customXml/item2.xml><?xml version="1.0" encoding="utf-8"?>
-<b:Sources xmlns:b="http://schemas.openxmlformats.org/officeDocument/2006/bibliography" xmlns="http://schemas.openxmlformats.org/officeDocument/2006/bibliography" SelectedStyle="\APASixthEditionOfficeOnline.xsl" StyleName="APA" Version="6"/>
+<file path=customXml/itemProps1.xml><?xml version="1.0" encoding="utf-8"?>
+<ds:datastoreItem xmlns:ds="http://schemas.openxmlformats.org/officeDocument/2006/customXml" ds:itemID="{CEE8F104-F805-4754-A32C-7304E08D6B14}">
+  <ds:schemaRefs>
+    <ds:schemaRef ds:uri="http://schemas.openxmlformats.org/officeDocument/2006/bibliography"/>
+  </ds:schemaRefs>
+</ds:datastoreItem>
 </file>
 
-<file path=customXml/itemProps1.xml><?xml version="1.0" encoding="utf-8"?>
+<file path=customXml/itemProps2.xml><?xml version="1.0" encoding="utf-8"?>
 <ds:datastoreItem xmlns:ds="http://schemas.openxmlformats.org/officeDocument/2006/customXml" ds:itemID="{11111111-1234-1234-1234-123412341234}">
   <ds:schemaRefs>
     <ds:schemaRef ds:uri="http://customooxmlschemas.google.com/"/>
     <ds:schemaRef ds:uri="http://schemas.openxmlformats.org/officeDocument/2006/relationships"/>
   </ds:schemaRefs>
 </ds:datastoreItem>
-</file>
-
-<file path=customXml/itemProps2.xml><?xml version="1.0" encoding="utf-8"?>
-<ds:datastoreItem xmlns:ds="http://schemas.openxmlformats.org/officeDocument/2006/customXml" ds:itemID="{CEE8F104-F805-4754-A32C-7304E08D6B14}">
-  <ds:schemaRefs>
-    <ds:schemaRef ds:uri="http://schemas.openxmlformats.org/officeDocument/2006/bibliography"/>
-  </ds:schemaRefs>
-</ds:datastoreItem>
 </file>